--- a/tools/report_metodologi/Metodologi_Bab1_Ekspansi_Industri.docx
+++ b/tools/report_metodologi/Metodologi_Bab1_Ekspansi_Industri.docx
@@ -13,7 +13,7 @@
           <w:color w:val="2E7D32"/>
           <w:sz w:val="16"/>
         </w:rPr>
-        <w:t>CELIOS — CENTER OF ECONOMIC AND LAW STUDIES  |  LAPORAN RISET METODOLOGI D3TLH</w:t>
+        <w:t>CELIOS ΓÇö CENTER OF ECONOMIC AND LAW STUDIES  |  LAPORAN RISET METODOLOGI D3TLH</w:t>
       </w:r>
     </w:p>
     <w:p>
@@ -63,7 +63,7 @@
           <w:color w:val="222222"/>
           <w:sz w:val="19"/>
         </w:rPr>
-        <w:t xml:space="preserve"> dalam studi Daya Dukung dan Daya Tampung Lingkungan Hidup (D3TLH) Sulawesi periode 2014–2024.</w:t>
+        <w:t xml:space="preserve"> dalam studi Daya Dukung dan Daya Tampung Lingkungan Hidup (D3TLH) Sulawesi periode 2014ΓÇô2024.</w:t>
       </w:r>
     </w:p>
     <w:p>
@@ -109,7 +109,7 @@
           <w:color w:val="222222"/>
           <w:sz w:val="19"/>
         </w:rPr>
-        <w:t>Bagian ini menganalisis struktur Produk Domestik Regional Bruto (PDRB) pada enam provinsi di Pulau Sulawesi sepanjang periode 2016–2024 menggunakan visualisasi grafik area bertumpuk (*Stacked Area Chart*). Analisis ini ditujukan untuk menguji secara empiris apakah percepatan pertumbuhan ekonomi daerah benar-benar bersumber dari sektor produktif masyarakat lokal atau didominasi oleh industri ekstraktif padat modal yang mengalihkan pemanfaatan ruang dan sumber daya alam.</w:t>
+        <w:t>Bagian ini menganalisis struktur Produk Domestik Regional Bruto (PDRB) pada enam provinsi di Pulau Sulawesi sepanjang periode 2016ΓÇô2024 menggunakan visualisasi grafik area bertumpuk (*Stacked Area Chart*). Analisis ini ditujukan untuk menguji secara empiris apakah percepatan pertumbuhan ekonomi daerah benar-benar bersumber dari sektor produktif masyarakat lokal atau didominasi oleh industri ekstraktif padat modal yang mengalihkan pemanfaatan ruang dan sumber daya alam.</w:t>
       </w:r>
     </w:p>
     <w:p>
@@ -763,7 +763,7 @@
                 <w:color w:val="222222"/>
                 <w:sz w:val="17"/>
               </w:rPr>
-              <w:t>Pasal 102–103 mewajibkan pemegang izin tambang melakukan pengolahan dan pemurnian di dalam negeri sebagai kesatuan tahapan pertambangan.</w:t>
+              <w:t>Pasal 102ΓÇô103 mewajibkan pemegang izin tambang melakukan pengolahan dan pemurnian di dalam negeri sebagai kesatuan tahapan pertambangan.</w:t>
             </w:r>
           </w:p>
         </w:tc>
@@ -1132,7 +1132,7 @@
                 <w:color w:val="222222"/>
                 <w:sz w:val="17"/>
               </w:rPr>
-              <w:t>Kategori E–U</w:t>
+              <w:t>Kategori EΓÇôU</w:t>
             </w:r>
           </w:p>
         </w:tc>
@@ -1509,7 +1509,7 @@
                 <w:color w:val="2E7D32"/>
                 <w:sz w:val="22"/>
               </w:rPr>
-              <w:t>↓</w:t>
+              <w:t>Γåô</w:t>
             </w:r>
           </w:p>
         </w:tc>
@@ -1535,7 +1535,7 @@
                 <w:color w:val="2E7D32"/>
                 <w:sz w:val="22"/>
               </w:rPr>
-              <w:t>↓</w:t>
+              <w:t>Γåô</w:t>
             </w:r>
           </w:p>
         </w:tc>
@@ -1561,7 +1561,7 @@
                 <w:color w:val="2E7D32"/>
                 <w:sz w:val="22"/>
               </w:rPr>
-              <w:t>↓</w:t>
+              <w:t>Γåô</w:t>
             </w:r>
           </w:p>
         </w:tc>
@@ -1750,7 +1750,7 @@
           <w:color w:val="1B5E20"/>
           <w:sz w:val="16"/>
         </w:rPr>
-        <w:t xml:space="preserve">• Sektor_Ekstraktif: </w:t>
+        <w:t xml:space="preserve">ΓÇó Sektor_Ekstraktif: </w:t>
       </w:r>
       <w:r>
         <w:rPr>
@@ -1769,7 +1769,7 @@
           <w:color w:val="1B5E20"/>
           <w:sz w:val="16"/>
         </w:rPr>
-        <w:t xml:space="preserve">• PDRB(Kat.B: Pertambangan): </w:t>
+        <w:t xml:space="preserve">ΓÇó PDRB(Kat.B: Pertambangan): </w:t>
       </w:r>
       <w:r>
         <w:rPr>
@@ -1788,7 +1788,7 @@
           <w:color w:val="1B5E20"/>
           <w:sz w:val="16"/>
         </w:rPr>
-        <w:t xml:space="preserve">• PDRB(Kat.C: Ind. Pengolahan): </w:t>
+        <w:t xml:space="preserve">ΓÇó PDRB(Kat.C: Ind. Pengolahan): </w:t>
       </w:r>
       <w:r>
         <w:rPr>
@@ -1807,7 +1807,7 @@
           <w:color w:val="1B5E20"/>
           <w:sz w:val="16"/>
         </w:rPr>
-        <w:t xml:space="preserve">• PDRB(Kat.D: Listrik): </w:t>
+        <w:t xml:space="preserve">ΓÇó PDRB(Kat.D: Listrik): </w:t>
       </w:r>
       <w:r>
         <w:rPr>
@@ -1893,7 +1893,7 @@
           <w:color w:val="1B5E20"/>
           <w:sz w:val="16"/>
         </w:rPr>
-        <w:t xml:space="preserve">• Sektor_Akar_Rumput: </w:t>
+        <w:t xml:space="preserve">ΓÇó Sektor_Akar_Rumput: </w:t>
       </w:r>
       <w:r>
         <w:rPr>
@@ -1912,7 +1912,7 @@
           <w:color w:val="1B5E20"/>
           <w:sz w:val="16"/>
         </w:rPr>
-        <w:t xml:space="preserve">• PDRB(Kat.A): </w:t>
+        <w:t xml:space="preserve">ΓÇó PDRB(Kat.A): </w:t>
       </w:r>
       <w:r>
         <w:rPr>
@@ -1983,7 +1983,7 @@
           <w:color w:val="1B5E20"/>
           <w:sz w:val="16"/>
         </w:rPr>
-        <w:t xml:space="preserve">• Sektor_Jasa: </w:t>
+        <w:t xml:space="preserve">ΓÇó Sektor_Jasa: </w:t>
       </w:r>
       <w:r>
         <w:rPr>
@@ -2002,7 +2002,7 @@
           <w:color w:val="1B5E20"/>
           <w:sz w:val="16"/>
         </w:rPr>
-        <w:t xml:space="preserve">• PDRB (Kat. E s.d. U): </w:t>
+        <w:t xml:space="preserve">ΓÇó PDRB (Kat. E s.d. U): </w:t>
       </w:r>
       <w:r>
         <w:rPr>
@@ -2073,7 +2073,7 @@
           <w:color w:val="1B5E20"/>
           <w:sz w:val="16"/>
         </w:rPr>
-        <w:t xml:space="preserve">• Total_PDRB: </w:t>
+        <w:t xml:space="preserve">ΓÇó Total_PDRB: </w:t>
       </w:r>
       <w:r>
         <w:rPr>
@@ -2092,7 +2092,7 @@
           <w:color w:val="1B5E20"/>
           <w:sz w:val="16"/>
         </w:rPr>
-        <w:t xml:space="preserve">• Sektor_Ekstraktif: </w:t>
+        <w:t xml:space="preserve">ΓÇó Sektor_Ekstraktif: </w:t>
       </w:r>
       <w:r>
         <w:rPr>
@@ -2111,7 +2111,7 @@
           <w:color w:val="1B5E20"/>
           <w:sz w:val="16"/>
         </w:rPr>
-        <w:t xml:space="preserve">• Sektor_Akar_Rumput: </w:t>
+        <w:t xml:space="preserve">ΓÇó Sektor_Akar_Rumput: </w:t>
       </w:r>
       <w:r>
         <w:rPr>
@@ -2130,7 +2130,7 @@
           <w:color w:val="1B5E20"/>
           <w:sz w:val="16"/>
         </w:rPr>
-        <w:t xml:space="preserve">• Sektor_Jasa: </w:t>
+        <w:t xml:space="preserve">ΓÇó Sektor_Jasa: </w:t>
       </w:r>
       <w:r>
         <w:rPr>
@@ -2201,7 +2201,7 @@
           <w:color w:val="1B5E20"/>
           <w:sz w:val="16"/>
         </w:rPr>
-        <w:t xml:space="preserve">• Pangsa_Ekstraktif (%): </w:t>
+        <w:t xml:space="preserve">ΓÇó Pangsa_Ekstraktif (%): </w:t>
       </w:r>
       <w:r>
         <w:rPr>
@@ -2220,7 +2220,7 @@
           <w:color w:val="1B5E20"/>
           <w:sz w:val="16"/>
         </w:rPr>
-        <w:t xml:space="preserve">• Sektor_Ekstraktif: </w:t>
+        <w:t xml:space="preserve">ΓÇó Sektor_Ekstraktif: </w:t>
       </w:r>
       <w:r>
         <w:rPr>
@@ -2239,7 +2239,7 @@
           <w:color w:val="1B5E20"/>
           <w:sz w:val="16"/>
         </w:rPr>
-        <w:t xml:space="preserve">• Total_PDRB: </w:t>
+        <w:t xml:space="preserve">ΓÇó Total_PDRB: </w:t>
       </w:r>
       <w:r>
         <w:rPr>
@@ -2310,7 +2310,7 @@
           <w:color w:val="1B5E20"/>
           <w:sz w:val="16"/>
         </w:rPr>
-        <w:t xml:space="preserve">• Laju_Pertumbuhan_Tahunan (%): </w:t>
+        <w:t xml:space="preserve">ΓÇó Laju_Pertumbuhan_Tahunan (%): </w:t>
       </w:r>
       <w:r>
         <w:rPr>
@@ -2329,7 +2329,7 @@
           <w:color w:val="1B5E20"/>
           <w:sz w:val="16"/>
         </w:rPr>
-        <w:t xml:space="preserve">• Nilai_Tahun_t: </w:t>
+        <w:t xml:space="preserve">ΓÇó Nilai_Tahun_t: </w:t>
       </w:r>
       <w:r>
         <w:rPr>
@@ -2348,7 +2348,7 @@
           <w:color w:val="1B5E20"/>
           <w:sz w:val="16"/>
         </w:rPr>
-        <w:t xml:space="preserve">• Nilai_Tahun_{t-1}: </w:t>
+        <w:t xml:space="preserve">ΓÇó Nilai_Tahun_{t-1}: </w:t>
       </w:r>
       <w:r>
         <w:rPr>
@@ -3812,11 +3812,11 @@
               </w:rPr>
               <w:t>Pengelompokan ke 3 Klaster Makro:</w:t>
               <w:br/>
-              <w:t>• Ekstraktif (Kat. B + C + D)</w:t>
+              <w:t>ΓÇó Ekstraktif (Kat. B + C + D)</w:t>
               <w:br/>
-              <w:t>• Akar Rumput (Kat. A)</w:t>
+              <w:t>ΓÇó Akar Rumput (Kat. A)</w:t>
               <w:br/>
-              <w:t>• Jasa &amp; Lainnya (Kat. E–U)</w:t>
+              <w:t>ΓÇó Jasa &amp; Lainnya (Kat. EΓÇôU)</w:t>
             </w:r>
           </w:p>
         </w:tc>
@@ -3958,7 +3958,7 @@
           <w:color w:val="1B5E20"/>
           <w:sz w:val="16"/>
         </w:rPr>
-        <w:t xml:space="preserve">• Sektor_Ekstraktif_Kabupaten: </w:t>
+        <w:t xml:space="preserve">ΓÇó Sektor_Ekstraktif_Kabupaten: </w:t>
       </w:r>
       <w:r>
         <w:rPr>
@@ -3977,7 +3977,7 @@
           <w:color w:val="1B5E20"/>
           <w:sz w:val="16"/>
         </w:rPr>
-        <w:t xml:space="preserve">• PDRB_Kab(Kat.B: Pertambangan): </w:t>
+        <w:t xml:space="preserve">ΓÇó PDRB_Kab(Kat.B: Pertambangan): </w:t>
       </w:r>
       <w:r>
         <w:rPr>
@@ -3996,7 +3996,7 @@
           <w:color w:val="1B5E20"/>
           <w:sz w:val="16"/>
         </w:rPr>
-        <w:t xml:space="preserve">• PDRB_Kab(Kat.C: Ind. Pengolahan): </w:t>
+        <w:t xml:space="preserve">ΓÇó PDRB_Kab(Kat.C: Ind. Pengolahan): </w:t>
       </w:r>
       <w:r>
         <w:rPr>
@@ -4015,7 +4015,7 @@
           <w:color w:val="1B5E20"/>
           <w:sz w:val="16"/>
         </w:rPr>
-        <w:t xml:space="preserve">• PDRB_Kab(Kat.D: Listrik): </w:t>
+        <w:t xml:space="preserve">ΓÇó PDRB_Kab(Kat.D: Listrik): </w:t>
       </w:r>
       <w:r>
         <w:rPr>
@@ -4086,7 +4086,7 @@
           <w:color w:val="1B5E20"/>
           <w:sz w:val="16"/>
         </w:rPr>
-        <w:t xml:space="preserve">• Total_PDRB_Kabupaten: </w:t>
+        <w:t xml:space="preserve">ΓÇó Total_PDRB_Kabupaten: </w:t>
       </w:r>
       <w:r>
         <w:rPr>
@@ -4105,7 +4105,7 @@
           <w:color w:val="1B5E20"/>
           <w:sz w:val="16"/>
         </w:rPr>
-        <w:t xml:space="preserve">• Sektor_Ekstraktif_Kabupaten: </w:t>
+        <w:t xml:space="preserve">ΓÇó Sektor_Ekstraktif_Kabupaten: </w:t>
       </w:r>
       <w:r>
         <w:rPr>
@@ -4124,7 +4124,7 @@
           <w:color w:val="1B5E20"/>
           <w:sz w:val="16"/>
         </w:rPr>
-        <w:t xml:space="preserve">• Sektor_Akar_Rumput_Kabupaten: </w:t>
+        <w:t xml:space="preserve">ΓÇó Sektor_Akar_Rumput_Kabupaten: </w:t>
       </w:r>
       <w:r>
         <w:rPr>
@@ -4143,7 +4143,7 @@
           <w:color w:val="1B5E20"/>
           <w:sz w:val="16"/>
         </w:rPr>
-        <w:t xml:space="preserve">• Sektor_Jasa_Kabupaten: </w:t>
+        <w:t xml:space="preserve">ΓÇó Sektor_Jasa_Kabupaten: </w:t>
       </w:r>
       <w:r>
         <w:rPr>
@@ -4214,7 +4214,7 @@
           <w:color w:val="1B5E20"/>
           <w:sz w:val="16"/>
         </w:rPr>
-        <w:t xml:space="preserve">• Porsi_Ekstraktif (%): </w:t>
+        <w:t xml:space="preserve">ΓÇó Porsi_Ekstraktif (%): </w:t>
       </w:r>
       <w:r>
         <w:rPr>
@@ -4233,7 +4233,7 @@
           <w:color w:val="1B5E20"/>
           <w:sz w:val="16"/>
         </w:rPr>
-        <w:t xml:space="preserve">• Porsi_Jasa (%): </w:t>
+        <w:t xml:space="preserve">ΓÇó Porsi_Jasa (%): </w:t>
       </w:r>
       <w:r>
         <w:rPr>
@@ -4252,7 +4252,7 @@
           <w:color w:val="1B5E20"/>
           <w:sz w:val="16"/>
         </w:rPr>
-        <w:t xml:space="preserve">• Porsi_Akar_Rumput (%): </w:t>
+        <w:t xml:space="preserve">ΓÇó Porsi_Akar_Rumput (%): </w:t>
       </w:r>
       <w:r>
         <w:rPr>
@@ -4271,7 +4271,7 @@
           <w:color w:val="1B5E20"/>
           <w:sz w:val="16"/>
         </w:rPr>
-        <w:t xml:space="preserve">• Total_PDRB_Kabupaten: </w:t>
+        <w:t xml:space="preserve">ΓÇó Total_PDRB_Kabupaten: </w:t>
       </w:r>
       <w:r>
         <w:rPr>
@@ -8909,11 +8909,11 @@
                 <w:color w:val="222222"/>
                 <w:sz w:val="15"/>
               </w:rPr>
-              <w:t>• BPS 6 Provinsi se-Sulawesi</w:t>
+              <w:t>ΓÇó BPS 6 Provinsi se-Sulawesi</w:t>
               <w:br/>
-              <w:t>• PDRB 17 Sektor Lapangan Usaha ADHB (2024)</w:t>
+              <w:t>ΓÇó PDRB 17 Sektor Lapangan Usaha ADHB (2024)</w:t>
               <w:br/>
-              <w:t>• Satuan mentah: Miliar Rupiah</w:t>
+              <w:t>ΓÇó Satuan mentah: Miliar Rupiah</w:t>
             </w:r>
           </w:p>
         </w:tc>
@@ -8956,13 +8956,13 @@
                 <w:color w:val="222222"/>
                 <w:sz w:val="15"/>
               </w:rPr>
-              <w:t>• Konversi: Triliun Rp = Miliar / 1000</w:t>
+              <w:t>ΓÇó Konversi: Triliun Rp = Miliar / 1000</w:t>
               <w:br/>
-              <w:t>• Porsi Sektor (%) = (Nilai / Total) * 100</w:t>
+              <w:t>ΓÇó Porsi Sektor (%) = (Nilai / Total) * 100</w:t>
               <w:br/>
-              <w:t>• Uniform Scale: [0, 178.5 T Rp]</w:t>
+              <w:t>ΓÇó Uniform Scale: [0, 178.5 T Rp]</w:t>
               <w:br/>
-              <w:t>• Pewarnaan 3 Klaster Makro</w:t>
+              <w:t>ΓÇó Pewarnaan 3 Klaster Makro</w:t>
             </w:r>
           </w:p>
         </w:tc>
@@ -9005,9 +9005,9 @@
                 <w:color w:val="222222"/>
                 <w:sz w:val="15"/>
               </w:rPr>
-              <w:t>• Sulteng &amp; Sultra: Anomali dominasi Industri Ekstraktif (Smelter &amp; Tambang &gt;55% PDRB)</w:t>
+              <w:t>ΓÇó Sulteng &amp; Sultra: Anomali dominasi Industri Ekstraktif (Smelter &amp; Tambang &gt;55% PDRB)</w:t>
               <w:br/>
-              <w:t>• Sulsel, Sulbar, Gorontalo, Sulut: Struktur agraris terbarukan &amp; jasa layanan</w:t>
+              <w:t>ΓÇó Sulsel, Sulbar, Gorontalo, Sulut: Struktur agraris terbarukan &amp; jasa layanan</w:t>
             </w:r>
           </w:p>
         </w:tc>
@@ -9035,7 +9035,7 @@
                 <w:color w:val="2E7D32"/>
                 <w:sz w:val="22"/>
               </w:rPr>
-              <w:t>↓</w:t>
+              <w:t>Γåô</w:t>
             </w:r>
           </w:p>
         </w:tc>
@@ -9061,7 +9061,7 @@
                 <w:color w:val="2E7D32"/>
                 <w:sz w:val="22"/>
               </w:rPr>
-              <w:t>↓</w:t>
+              <w:t>Γåô</w:t>
             </w:r>
           </w:p>
         </w:tc>
@@ -9087,7 +9087,7 @@
                 <w:color w:val="2E7D32"/>
                 <w:sz w:val="22"/>
               </w:rPr>
-              <w:t>↓</w:t>
+              <w:t>Γåô</w:t>
             </w:r>
           </w:p>
         </w:tc>
@@ -9236,7 +9236,7 @@
           <w:color w:val="1B5E20"/>
           <w:sz w:val="16"/>
         </w:rPr>
-        <w:t xml:space="preserve">• Nilai_Sektor_Triliun: </w:t>
+        <w:t xml:space="preserve">ΓÇó Nilai_Sektor_Triliun: </w:t>
       </w:r>
       <w:r>
         <w:rPr>
@@ -9255,7 +9255,7 @@
           <w:color w:val="1B5E20"/>
           <w:sz w:val="16"/>
         </w:rPr>
-        <w:t xml:space="preserve">• Nilai_Sektor_Miliar: </w:t>
+        <w:t xml:space="preserve">ΓÇó Nilai_Sektor_Miliar: </w:t>
       </w:r>
       <w:r>
         <w:rPr>
@@ -9326,7 +9326,7 @@
           <w:color w:val="1B5E20"/>
           <w:sz w:val="16"/>
         </w:rPr>
-        <w:t xml:space="preserve">• Porsi_Sektor_Provinsi (%): </w:t>
+        <w:t xml:space="preserve">ΓÇó Porsi_Sektor_Provinsi (%): </w:t>
       </w:r>
       <w:r>
         <w:rPr>
@@ -9345,7 +9345,7 @@
           <w:color w:val="1B5E20"/>
           <w:sz w:val="16"/>
         </w:rPr>
-        <w:t xml:space="preserve">• Nilai_Sektor_Provinsi: </w:t>
+        <w:t xml:space="preserve">ΓÇó Nilai_Sektor_Provinsi: </w:t>
       </w:r>
       <w:r>
         <w:rPr>
@@ -9364,7 +9364,7 @@
           <w:color w:val="1B5E20"/>
           <w:sz w:val="16"/>
         </w:rPr>
-        <w:t xml:space="preserve">• Total_PDRB_Provinsi: </w:t>
+        <w:t xml:space="preserve">ΓÇó Total_PDRB_Provinsi: </w:t>
       </w:r>
       <w:r>
         <w:rPr>
@@ -9435,7 +9435,7 @@
           <w:color w:val="1B5E20"/>
           <w:sz w:val="16"/>
         </w:rPr>
-        <w:t xml:space="preserve">• Skala_Maksimum_Sumbu_X: </w:t>
+        <w:t xml:space="preserve">ΓÇó Skala_Maksimum_Sumbu_X: </w:t>
       </w:r>
       <w:r>
         <w:rPr>
@@ -9454,7 +9454,7 @@
           <w:color w:val="1B5E20"/>
           <w:sz w:val="16"/>
         </w:rPr>
-        <w:t xml:space="preserve">• max(Nilai_Sektor_Seluruh_Provinsi): </w:t>
+        <w:t xml:space="preserve">ΓÇó max(Nilai_Sektor_Seluruh_Provinsi): </w:t>
       </w:r>
       <w:r>
         <w:rPr>
@@ -9473,7 +9473,7 @@
           <w:color w:val="1B5E20"/>
           <w:sz w:val="16"/>
         </w:rPr>
-        <w:t xml:space="preserve">• 1.15: </w:t>
+        <w:t xml:space="preserve">ΓÇó 1.15: </w:t>
       </w:r>
       <w:r>
         <w:rPr>
@@ -12110,11 +12110,11 @@
                 <w:color w:val="222222"/>
                 <w:sz w:val="15"/>
               </w:rPr>
-              <w:t>• Matriks 6 Provinsi x 10 Tahun (N=60)</w:t>
+              <w:t>ΓÇó Matriks 6 Provinsi x 10 Tahun (N=60)</w:t>
               <w:br/>
-              <w:t>• X: Kapasitas Kumulatif PLTU (GEM)</w:t>
+              <w:t>ΓÇó X: Kapasitas Kumulatif PLTU (GEM)</w:t>
               <w:br/>
-              <w:t>• Y: Deforestasi Komoditas (GFW)</w:t>
+              <w:t>ΓÇó Y: Deforestasi Komoditas (GFW)</w:t>
             </w:r>
           </w:p>
         </w:tc>
@@ -12157,13 +12157,13 @@
                 <w:color w:val="222222"/>
                 <w:sz w:val="15"/>
               </w:rPr>
-              <w:t>• Diskritisasi Median:</w:t>
+              <w:t>ΓÇó Diskritisasi Median:</w:t>
               <w:br/>
-              <w:t xml:space="preserve">  X &gt; 0 MW vs X ≤ 0 MW</w:t>
+              <w:t xml:space="preserve">  X &gt; 0 MW vs X Γëñ 0 MW</w:t>
               <w:br/>
-              <w:t xml:space="preserve">  Y ≥ 10,961 Ha vs Y &lt; 10,961 Ha</w:t>
+              <w:t xml:space="preserve">  Y ΓëÑ 10,961 Ha vs Y &lt; 10,961 Ha</w:t>
               <w:br/>
-              <w:t>• Listwise Deletion: Valid N = 60 (100%)</w:t>
+              <w:t>ΓÇó Listwise Deletion: Valid N = 60 (100%)</w:t>
             </w:r>
           </w:p>
         </w:tc>
@@ -12206,11 +12206,11 @@
                 <w:color w:val="222222"/>
                 <w:sz w:val="15"/>
               </w:rPr>
-              <w:t>• Syarat SPSS: Expected Count ≥ 5</w:t>
+              <w:t>ΓÇó Syarat SPSS: Expected Count ΓëÑ 5</w:t>
               <w:br/>
-              <w:t>• Minimum Expected = 11.5 (Terpenuhi)</w:t>
+              <w:t>ΓÇó Minimum Expected = 11.5 (Terpenuhi)</w:t>
               <w:br/>
-              <w:t>• Tidak ada sel 0 pada matriks harapan</w:t>
+              <w:t>ΓÇó Tidak ada sel 0 pada matriks harapan</w:t>
             </w:r>
           </w:p>
         </w:tc>
@@ -12238,7 +12238,7 @@
                 <w:color w:val="2E7D32"/>
                 <w:sz w:val="20"/>
               </w:rPr>
-              <w:t>↓</w:t>
+              <w:t>Γåô</w:t>
             </w:r>
           </w:p>
         </w:tc>
@@ -12264,7 +12264,7 @@
                 <w:color w:val="2E7D32"/>
                 <w:sz w:val="20"/>
               </w:rPr>
-              <w:t>↓</w:t>
+              <w:t>Γåô</w:t>
             </w:r>
           </w:p>
         </w:tc>
@@ -12290,7 +12290,7 @@
                 <w:color w:val="2E7D32"/>
                 <w:sz w:val="20"/>
               </w:rPr>
-              <w:t>↓</w:t>
+              <w:t>Γåô</w:t>
             </w:r>
           </w:p>
         </w:tc>
@@ -12325,7 +12325,7 @@
                 <w:color w:val="1B5E20"/>
                 <w:sz w:val="17"/>
               </w:rPr>
-              <w:t>HASIL UJI STATISTIK: PEARSON CHI-SQUARE χ² = 18.049 (df=1, p=0.0000) | ODDS RATIO = 18.00x</w:t>
+              <w:t>HASIL UJI STATISTIK: PEARSON CHI-SQUARE ╧ç┬▓ = 18.049 (df=1, p=0.0000) | ODDS RATIO = 18.00x</w:t>
             </w:r>
           </w:p>
           <w:p>
@@ -12368,7 +12368,7 @@
                 <w:color w:val="2E7D32"/>
                 <w:sz w:val="20"/>
               </w:rPr>
-              <w:t>↓</w:t>
+              <w:t>Γåô</w:t>
             </w:r>
           </w:p>
         </w:tc>
@@ -12394,7 +12394,7 @@
                 <w:color w:val="2E7D32"/>
                 <w:sz w:val="20"/>
               </w:rPr>
-              <w:t>↓</w:t>
+              <w:t>Γåô</w:t>
             </w:r>
           </w:p>
         </w:tc>
@@ -12420,7 +12420,7 @@
                 <w:color w:val="2E7D32"/>
                 <w:sz w:val="20"/>
               </w:rPr>
-              <w:t>↓</w:t>
+              <w:t>Γåô</w:t>
             </w:r>
           </w:p>
         </w:tc>
@@ -12569,7 +12569,7 @@
           <w:color w:val="1B5E20"/>
           <w:sz w:val="16"/>
         </w:rPr>
-        <w:t xml:space="preserve">• Kapasitas_PLTU_Kumulatif_t (MW): </w:t>
+        <w:t xml:space="preserve">ΓÇó Kapasitas_PLTU_Kumulatif_t (MW): </w:t>
       </w:r>
       <w:r>
         <w:rPr>
@@ -12588,7 +12588,7 @@
           <w:color w:val="1B5E20"/>
           <w:sz w:val="16"/>
         </w:rPr>
-        <w:t xml:space="preserve">• Kapasitas Aktif Baru: </w:t>
+        <w:t xml:space="preserve">ΓÇó Kapasitas Aktif Baru: </w:t>
       </w:r>
       <w:r>
         <w:rPr>
@@ -12659,7 +12659,7 @@
           <w:color w:val="1B5E20"/>
           <w:sz w:val="16"/>
         </w:rPr>
-        <w:t xml:space="preserve">• Porsi_Smelter_Provinsi (%): </w:t>
+        <w:t xml:space="preserve">ΓÇó Porsi_Smelter_Provinsi (%): </w:t>
       </w:r>
       <w:r>
         <w:rPr>
@@ -12678,7 +12678,7 @@
           <w:color w:val="1B5E20"/>
           <w:sz w:val="16"/>
         </w:rPr>
-        <w:t xml:space="preserve">• Jumlah_Smelter_Provinsi: </w:t>
+        <w:t xml:space="preserve">ΓÇó Jumlah_Smelter_Provinsi: </w:t>
       </w:r>
       <w:r>
         <w:rPr>
@@ -12697,7 +12697,7 @@
           <w:color w:val="1B5E20"/>
           <w:sz w:val="16"/>
         </w:rPr>
-        <w:t xml:space="preserve">• Total_Smelter_Sulawesi: </w:t>
+        <w:t xml:space="preserve">ΓÇó Total_Smelter_Sulawesi: </w:t>
       </w:r>
       <w:r>
         <w:rPr>
@@ -12720,7 +12720,7 @@
           <w:color w:val="2E7D32"/>
           <w:sz w:val="17"/>
         </w:rPr>
-        <w:t>Persamaan: Persamaan Uji Independensi Chi-Square Pearson (χ² Kontinjensi 2x2)</w:t>
+        <w:t>Persamaan: Persamaan Uji Independensi Chi-Square Pearson (╧ç┬▓ Kontinjensi 2x2)</w:t>
       </w:r>
     </w:p>
     <w:p>
@@ -12743,7 +12743,7 @@
           <w:color w:val="1B5E20"/>
           <w:sz w:val="17"/>
         </w:rPr>
-        <w:t>Chi_Square (χ²) = Jumlah [ (Frekuensi_Observasi - Frekuensi_Harapan)^2 / Frekuensi_Harapan ]</w:t>
+        <w:t>Chi_Square (╧ç┬▓) = Jumlah [ (Frekuensi_Observasi - Frekuensi_Harapan)^2 / Frekuensi_Harapan ]</w:t>
       </w:r>
     </w:p>
     <w:p>
@@ -12768,7 +12768,7 @@
           <w:color w:val="1B5E20"/>
           <w:sz w:val="16"/>
         </w:rPr>
-        <w:t xml:space="preserve">• Chi_Square (χ²): </w:t>
+        <w:t xml:space="preserve">ΓÇó Chi_Square (╧ç┬▓): </w:t>
       </w:r>
       <w:r>
         <w:rPr>
@@ -12787,7 +12787,7 @@
           <w:color w:val="1B5E20"/>
           <w:sz w:val="16"/>
         </w:rPr>
-        <w:t xml:space="preserve">• Frekuensi_Observasi (O): </w:t>
+        <w:t xml:space="preserve">ΓÇó Frekuensi_Observasi (O): </w:t>
       </w:r>
       <w:r>
         <w:rPr>
@@ -12806,7 +12806,7 @@
           <w:color w:val="1B5E20"/>
           <w:sz w:val="16"/>
         </w:rPr>
-        <w:t xml:space="preserve">• Frekuensi_Harapan (E): </w:t>
+        <w:t xml:space="preserve">ΓÇó Frekuensi_Harapan (E): </w:t>
       </w:r>
       <w:r>
         <w:rPr>
@@ -12877,7 +12877,7 @@
           <w:color w:val="1B5E20"/>
           <w:sz w:val="16"/>
         </w:rPr>
-        <w:t xml:space="preserve">• Odds_Ratio (OR): </w:t>
+        <w:t xml:space="preserve">ΓÇó Odds_Ratio (OR): </w:t>
       </w:r>
       <w:r>
         <w:rPr>
@@ -12886,7 +12886,7 @@
           <w:color w:val="444444"/>
           <w:sz w:val="16"/>
         </w:rPr>
-        <w:t>Ukuran kelipatan risiko peluang terjadinya deforestasi komoditas tinggi pada kelompok dengan PLTU Captive aktif (&gt;0 MW) dibanding kelompok tanpa PLTU Captive (≤0 MW).</w:t>
+        <w:t>Ukuran kelipatan risiko peluang terjadinya deforestasi komoditas tinggi pada kelompok dengan PLTU Captive aktif (&gt;0 MW) dibanding kelompok tanpa PLTU Captive (Γëñ0 MW).</w:t>
         <w:br/>
       </w:r>
       <w:r>
@@ -12896,7 +12896,7 @@
           <w:color w:val="1B5E20"/>
           <w:sz w:val="16"/>
         </w:rPr>
-        <w:t xml:space="preserve">• a: </w:t>
+        <w:t xml:space="preserve">ΓÇó a: </w:t>
       </w:r>
       <w:r>
         <w:rPr>
@@ -12915,7 +12915,7 @@
           <w:color w:val="1B5E20"/>
           <w:sz w:val="16"/>
         </w:rPr>
-        <w:t xml:space="preserve">• b: </w:t>
+        <w:t xml:space="preserve">ΓÇó b: </w:t>
       </w:r>
       <w:r>
         <w:rPr>
@@ -12934,7 +12934,7 @@
           <w:color w:val="1B5E20"/>
           <w:sz w:val="16"/>
         </w:rPr>
-        <w:t xml:space="preserve">• c: </w:t>
+        <w:t xml:space="preserve">ΓÇó c: </w:t>
       </w:r>
       <w:r>
         <w:rPr>
@@ -12953,7 +12953,7 @@
           <w:color w:val="1B5E20"/>
           <w:sz w:val="16"/>
         </w:rPr>
-        <w:t xml:space="preserve">• d: </w:t>
+        <w:t xml:space="preserve">ΓÇó d: </w:t>
       </w:r>
       <w:r>
         <w:rPr>
@@ -12991,7 +12991,7 @@
           <w:color w:val="222222"/>
           <w:sz w:val="19"/>
         </w:rPr>
-        <w:t xml:space="preserve">Penerapan sistem pengujian statistik tabulasi silang pada data panel 6 provinsi selama 1 dekade (2014–2023, total 60 observasi) disajikan secara lengkap pada </w:t>
+        <w:t xml:space="preserve">Penerapan sistem pengujian statistik tabulasi silang pada data panel 6 provinsi selama 1 dekade (2014ΓÇô2023, total 60 observasi) disajikan secara lengkap pada </w:t>
       </w:r>
       <w:r>
         <w:rPr>
@@ -13023,7 +13023,7 @@
           <w:color w:val="2E7D32"/>
           <w:sz w:val="17"/>
         </w:rPr>
-        <w:t>Tabel 1.5: Matriks Tabulasi Silang 2×2, Uji Chi-Square (χ²), dan Estimasi Odds Ratio Panel PLTU Captive vs Deforestasi Komoditas (2014–2023)</w:t>
+        <w:t>Tabel 1.5: Matriks Tabulasi Silang 2├ù2, Uji Chi-Square (╧ç┬▓), dan Estimasi Odds Ratio Panel PLTU Captive vs Deforestasi Komoditas (2014ΓÇô2023)</w:t>
       </w:r>
     </w:p>
     <w:tbl>
@@ -13139,7 +13139,7 @@
                 <w:color w:val="FFFFFF"/>
                 <w:sz w:val="17"/>
               </w:rPr>
-              <w:t>Deforestasi Tinggi (≥10.962 Ha)</w:t>
+              <w:t>Deforestasi Tinggi (ΓëÑ10.962 Ha)</w:t>
             </w:r>
           </w:p>
         </w:tc>
@@ -13306,7 +13306,7 @@
                 <w:color w:val="222222"/>
                 <w:sz w:val="17"/>
               </w:rPr>
-              <w:t>Rendah (≤0 MW)</w:t>
+              <w:t>Rendah (Γëñ0 MW)</w:t>
             </w:r>
           </w:p>
         </w:tc>
@@ -13438,7 +13438,7 @@
                 <w:color w:val="222222"/>
                 <w:sz w:val="17"/>
               </w:rPr>
-              <w:t>Pearson Chi-Square (χ²)</w:t>
+              <w:t>Pearson Chi-Square (╧ç┬▓)</w:t>
             </w:r>
           </w:p>
         </w:tc>
@@ -14360,7 +14360,7 @@
           <w:color w:val="1B5E20"/>
           <w:sz w:val="20"/>
         </w:rPr>
-        <w:t>1.3.1 Kurasi Data Perizinan Usaha Pertambangan (2014–2024)</w:t>
+        <w:t>1.3.1 Kurasi Data Perizinan Usaha Pertambangan (2014ΓÇô2024)</w:t>
       </w:r>
     </w:p>
     <w:p>
@@ -14411,7 +14411,7 @@
           <w:color w:val="222222"/>
           <w:sz w:val="19"/>
         </w:rPr>
-        <w:t xml:space="preserve"> sepanjang periode 2014–2024. Data izin tersebut diagregasikan berdasarkan wilayah provinsi dan tahun penerbitan resmi.</w:t>
+        <w:t xml:space="preserve"> sepanjang periode 2014ΓÇô2024. Data izin tersebut diagregasikan berdasarkan wilayah provinsi dan tahun penerbitan resmi.</w:t>
       </w:r>
     </w:p>
     <w:p>
@@ -14449,7 +14449,7 @@
           <w:color w:val="222222"/>
           <w:sz w:val="19"/>
         </w:rPr>
-        <w:t>246% pada periode 2022–2024</w:t>
+        <w:t>246% pada periode 2022ΓÇô2024</w:t>
       </w:r>
       <w:r>
         <w:rPr>
@@ -14520,7 +14520,7 @@
           <w:color w:val="1B5E20"/>
           <w:sz w:val="16"/>
         </w:rPr>
-        <w:t xml:space="preserve">• Pertumbuhan_Izin (%): </w:t>
+        <w:t xml:space="preserve">ΓÇó Pertumbuhan_Izin (%): </w:t>
       </w:r>
       <w:r>
         <w:rPr>
@@ -14539,7 +14539,7 @@
           <w:color w:val="1B5E20"/>
           <w:sz w:val="16"/>
         </w:rPr>
-        <w:t xml:space="preserve">• Jumlah_Izin_Tahun_t: </w:t>
+        <w:t xml:space="preserve">ΓÇó Jumlah_Izin_Tahun_t: </w:t>
       </w:r>
       <w:r>
         <w:rPr>
@@ -14558,7 +14558,7 @@
           <w:color w:val="1B5E20"/>
           <w:sz w:val="16"/>
         </w:rPr>
-        <w:t xml:space="preserve">• Jumlah_Izin_Tahun_{t-1}: </w:t>
+        <w:t xml:space="preserve">ΓÇó Jumlah_Izin_Tahun_{t-1}: </w:t>
       </w:r>
       <w:r>
         <w:rPr>
@@ -14614,7 +14614,7 @@
           <w:color w:val="222222"/>
           <w:sz w:val="19"/>
         </w:rPr>
-        <w:t xml:space="preserve"> yang mencakup 6 provinsi selama 10 tahun (2014–2023) dengan total 60 observasi panel. Indikator kuantitatif kontinu diklasifikasikan ke dalam kategori relatif (Tinggi vs Rendah) menggunakan nilai tengah (median) data panel.</w:t>
+        <w:t xml:space="preserve"> yang mencakup 6 provinsi selama 10 tahun (2014ΓÇô2023) dengan total 60 observasi panel. Indikator kuantitatif kontinu diklasifikasikan ke dalam kategori relatif (Tinggi vs Rendah) menggunakan nilai tengah (median) data panel.</w:t>
       </w:r>
     </w:p>
     <w:p>
@@ -14628,7 +14628,7 @@
           <w:color w:val="1B5E20"/>
           <w:sz w:val="20"/>
         </w:rPr>
-        <w:t>1.3.4 Uji Hubungan Asosiasi Chi-Square (χ²) &amp; Estimasi Rasio Keunggulan (Odds Ratio)</w:t>
+        <w:t>1.3.4 Uji Hubungan Asosiasi Chi-Square (╧ç┬▓) &amp; Estimasi Rasio Keunggulan (Odds Ratio)</w:t>
       </w:r>
     </w:p>
     <w:p>
@@ -14643,7 +14643,7 @@
           <w:color w:val="222222"/>
           <w:sz w:val="19"/>
         </w:rPr>
-        <w:t>Uji independensi statistik Chi-Square dan estimasi rasio keunggulan (*Odds Ratio*) diterapkan pada tabel kontinjensi 2×2 untuk menguji ada tidaknya hubungan signifikan antara intensitas perizinan/energi dengan luas pembukaan tutupan hutan komoditas:</w:t>
+        <w:t>Uji independensi statistik Chi-Square dan estimasi rasio keunggulan (*Odds Ratio*) diterapkan pada tabel kontinjensi 2├ù2 untuk menguji ada tidaknya hubungan signifikan antara intensitas perizinan/energi dengan luas pembukaan tutupan hutan komoditas:</w:t>
       </w:r>
     </w:p>
     <w:p>
@@ -14680,7 +14680,7 @@
           <w:color w:val="1B5E20"/>
           <w:sz w:val="17"/>
         </w:rPr>
-        <w:t>Chi_Square (χ²) = Jumlah [ (Frekuensi_Observasi - Frekuensi_Harapan)^2 / Frekuensi_Harapan ]</w:t>
+        <w:t>Chi_Square (╧ç┬▓) = Jumlah [ (Frekuensi_Observasi - Frekuensi_Harapan)^2 / Frekuensi_Harapan ]</w:t>
       </w:r>
     </w:p>
     <w:p>
@@ -14705,7 +14705,7 @@
           <w:color w:val="1B5E20"/>
           <w:sz w:val="16"/>
         </w:rPr>
-        <w:t xml:space="preserve">• Chi_Square (χ²): </w:t>
+        <w:t xml:space="preserve">ΓÇó Chi_Square (╧ç┬▓): </w:t>
       </w:r>
       <w:r>
         <w:rPr>
@@ -14724,7 +14724,7 @@
           <w:color w:val="1B5E20"/>
           <w:sz w:val="16"/>
         </w:rPr>
-        <w:t xml:space="preserve">• Frekuensi_Observasi: </w:t>
+        <w:t xml:space="preserve">ΓÇó Frekuensi_Observasi: </w:t>
       </w:r>
       <w:r>
         <w:rPr>
@@ -14743,7 +14743,7 @@
           <w:color w:val="1B5E20"/>
           <w:sz w:val="16"/>
         </w:rPr>
-        <w:t xml:space="preserve">• Frekuensi_Harapan: </w:t>
+        <w:t xml:space="preserve">ΓÇó Frekuensi_Harapan: </w:t>
       </w:r>
       <w:r>
         <w:rPr>
@@ -14814,7 +14814,7 @@
           <w:color w:val="1B5E20"/>
           <w:sz w:val="16"/>
         </w:rPr>
-        <w:t xml:space="preserve">• Odds_Ratio (OR): </w:t>
+        <w:t xml:space="preserve">ΓÇó Odds_Ratio (OR): </w:t>
       </w:r>
       <w:r>
         <w:rPr>
@@ -14833,7 +14833,7 @@
           <w:color w:val="1B5E20"/>
           <w:sz w:val="16"/>
         </w:rPr>
-        <w:t xml:space="preserve">• Jumlah_Kasus (A, B, C, D): </w:t>
+        <w:t xml:space="preserve">ΓÇó Jumlah_Kasus (A, B, C, D): </w:t>
       </w:r>
       <w:r>
         <w:rPr>
@@ -14842,7 +14842,7 @@
           <w:color w:val="444444"/>
           <w:sz w:val="16"/>
         </w:rPr>
-        <w:t>Frekuensi data panel pada masing-masing kuadran tabel kontinjensi 2×2.</w:t>
+        <w:t>Frekuensi data panel pada masing-masing kuadran tabel kontinjensi 2├ù2.</w:t>
       </w:r>
     </w:p>
     <w:p>
@@ -14889,7 +14889,7 @@
           <w:color w:val="2E7D32"/>
           <w:sz w:val="17"/>
         </w:rPr>
-        <w:t>Tabel 1.6: Ringkasan Hasil Uji Independensi Chi-Square (χ²) dan Odds Ratio (OR) Data Panel Bab 1</w:t>
+        <w:t>Tabel 1.6: Ringkasan Hasil Uji Independensi Chi-Square (╧ç┬▓) dan Odds Ratio (OR) Data Panel Bab 1</w:t>
       </w:r>
     </w:p>
     <w:tbl>
@@ -15005,7 +15005,7 @@
                 <w:color w:val="FFFFFF"/>
                 <w:sz w:val="17"/>
               </w:rPr>
-              <w:t>Nilai Chi-Square (χ²)</w:t>
+              <w:t>Nilai Chi-Square (╧ç┬▓)</w:t>
             </w:r>
           </w:p>
         </w:tc>
@@ -16141,7 +16141,7 @@
           <w:color w:val="222222"/>
           <w:sz w:val="19"/>
         </w:rPr>
-        <w:t xml:space="preserve"> sepanjang periode 2016–2024. Investasi ini sebagian besar terserap pada proyek-proyek hilirisasi mineral padat modal.</w:t>
+        <w:t xml:space="preserve"> sepanjang periode 2016ΓÇô2024. Investasi ini sebagian besar terserap pada proyek-proyek hilirisasi mineral padat modal.</w:t>
       </w:r>
     </w:p>
     <w:p>
@@ -17881,7 +17881,7 @@
           <w:color w:val="1B5E20"/>
           <w:sz w:val="20"/>
         </w:rPr>
-        <w:t>1.5.2 Pemodelan Spasial Jalur Pelayaran Ekspor (Kurva Bézier)</w:t>
+        <w:t>1.5.2 Pemodelan Spasial Jalur Pelayaran Ekspor (Kurva B├⌐zier)</w:t>
       </w:r>
     </w:p>
     <w:p>
@@ -17896,7 +17896,7 @@
           <w:color w:val="222222"/>
           <w:sz w:val="19"/>
         </w:rPr>
-        <w:t>Pemetaan alur pelayaran internasional dari titik muat pelabuhan asal di Sulawesi menuju pelabuhan bongkar di negara tujuan dimodelkan menggunakan formulasi kurva parametrik lengkung (*Bézier Curve*) untuk merepresentasikan alur laut kepulauan dan rute maritim internasional secara realistis:</w:t>
+        <w:t>Pemetaan alur pelayaran internasional dari titik muat pelabuhan asal di Sulawesi menuju pelabuhan bongkar di negara tujuan dimodelkan menggunakan formulasi kurva parametrik lengkung (*B├⌐zier Curve*) untuk merepresentasikan alur laut kepulauan dan rute maritim internasional secara realistis:</w:t>
       </w:r>
     </w:p>
     <w:p>
@@ -17958,7 +17958,7 @@
           <w:color w:val="1B5E20"/>
           <w:sz w:val="16"/>
         </w:rPr>
-        <w:t xml:space="preserve">• Kurva(t): </w:t>
+        <w:t xml:space="preserve">ΓÇó Kurva(t): </w:t>
       </w:r>
       <w:r>
         <w:rPr>
@@ -17977,7 +17977,7 @@
           <w:color w:val="1B5E20"/>
           <w:sz w:val="16"/>
         </w:rPr>
-        <w:t xml:space="preserve">• Titik_Asal: </w:t>
+        <w:t xml:space="preserve">ΓÇó Titik_Asal: </w:t>
       </w:r>
       <w:r>
         <w:rPr>
@@ -17996,7 +17996,7 @@
           <w:color w:val="1B5E20"/>
           <w:sz w:val="16"/>
         </w:rPr>
-        <w:t xml:space="preserve">• Titik_Kontrol: </w:t>
+        <w:t xml:space="preserve">ΓÇó Titik_Kontrol: </w:t>
       </w:r>
       <w:r>
         <w:rPr>
@@ -18015,7 +18015,7 @@
           <w:color w:val="1B5E20"/>
           <w:sz w:val="16"/>
         </w:rPr>
-        <w:t xml:space="preserve">• Titik_Tujuan: </w:t>
+        <w:t xml:space="preserve">ΓÇó Titik_Tujuan: </w:t>
       </w:r>
       <w:r>
         <w:rPr>
@@ -18034,7 +18034,7 @@
           <w:color w:val="1B5E20"/>
           <w:sz w:val="16"/>
         </w:rPr>
-        <w:t xml:space="preserve">• t: </w:t>
+        <w:t xml:space="preserve">ΓÇó t: </w:t>
       </w:r>
       <w:r>
         <w:rPr>
@@ -18488,7 +18488,7 @@
                 <w:color w:val="222222"/>
                 <w:sz w:val="17"/>
               </w:rPr>
-              <w:t>2014–2024</w:t>
+              <w:t>2014ΓÇô2024</w:t>
             </w:r>
           </w:p>
         </w:tc>
@@ -18688,7 +18688,7 @@
                 <w:color w:val="222222"/>
                 <w:sz w:val="17"/>
               </w:rPr>
-              <w:t>2014–2024</w:t>
+              <w:t>2014ΓÇô2024</w:t>
             </w:r>
           </w:p>
         </w:tc>
@@ -18888,7 +18888,7 @@
                 <w:color w:val="222222"/>
                 <w:sz w:val="17"/>
               </w:rPr>
-              <w:t>2014–2024</w:t>
+              <w:t>2014ΓÇô2024</w:t>
             </w:r>
           </w:p>
         </w:tc>
@@ -19088,7 +19088,7 @@
                 <w:color w:val="222222"/>
                 <w:sz w:val="17"/>
               </w:rPr>
-              <w:t>2014–2024</w:t>
+              <w:t>2014ΓÇô2024</w:t>
             </w:r>
           </w:p>
         </w:tc>
@@ -19288,7 +19288,7 @@
                 <w:color w:val="222222"/>
                 <w:sz w:val="17"/>
               </w:rPr>
-              <w:t>2016–2024</w:t>
+              <w:t>2016ΓÇô2024</w:t>
             </w:r>
           </w:p>
         </w:tc>
@@ -19488,7 +19488,7 @@
                 <w:color w:val="222222"/>
                 <w:sz w:val="17"/>
               </w:rPr>
-              <w:t>2016–2024</w:t>
+              <w:t>2016ΓÇô2024</w:t>
             </w:r>
           </w:p>
         </w:tc>
@@ -19688,7 +19688,7 @@
                 <w:color w:val="222222"/>
                 <w:sz w:val="17"/>
               </w:rPr>
-              <w:t>2016–2024</w:t>
+              <w:t>2016ΓÇô2024</w:t>
             </w:r>
           </w:p>
         </w:tc>
@@ -19888,7 +19888,7 @@
                 <w:color w:val="222222"/>
                 <w:sz w:val="17"/>
               </w:rPr>
-              <w:t>2014–2023</w:t>
+              <w:t>2014ΓÇô2023</w:t>
             </w:r>
           </w:p>
         </w:tc>
@@ -20088,7 +20088,7 @@
                 <w:color w:val="222222"/>
                 <w:sz w:val="17"/>
               </w:rPr>
-              <w:t>2014–2024</w:t>
+              <w:t>2014ΓÇô2024</w:t>
             </w:r>
           </w:p>
         </w:tc>
@@ -20473,7 +20473,7 @@
                 <w:color w:val="222222"/>
                 <w:sz w:val="17"/>
               </w:rPr>
-              <w:t>Basis Data Tabular Panel Provinsi (2014–2024)</w:t>
+              <w:t>Basis Data Tabular Panel Provinsi (2014ΓÇô2024)</w:t>
             </w:r>
           </w:p>
         </w:tc>
@@ -20842,7 +20842,7 @@
                 <w:color w:val="222222"/>
                 <w:sz w:val="17"/>
               </w:rPr>
-              <w:t>Laporan KNKT, Perpres PSN, Kurva Parametrik Bézier</w:t>
+              <w:t>Laporan KNKT, Perpres PSN, Kurva Parametrik B├⌐zier</w:t>
             </w:r>
           </w:p>
         </w:tc>
